--- a/docs/dev/DEV-03 Feature Importance and Explainability.docx
+++ b/docs/dev/DEV-03 Feature Importance and Explainability.docx
@@ -338,15 +338,15 @@
     <w:p>
       <w:pPr>
         <w:keepNext/>
-        <w:spacing w:after="80" w:before="120"/>
+        <w:spacing w:after="80" w:before="160"/>
       </w:pPr>
       <w:r>
         <w:rPr>
           <w:rFonts w:ascii="Arial" w:cs="Arial" w:eastAsia="Arial" w:hAnsi="Arial"/>
-          <w:i/>
-          <w:iCs/>
-          <w:sz w:val="18"/>
-          <w:szCs w:val="18"/>
+          <w:b/>
+          <w:bCs/>
+          <w:sz w:val="22"/>
+          <w:szCs w:val="22"/>
         </w:rPr>
         <w:t xml:space="preserve">Table 1. Features ranked by permutation importance</w:t>
       </w:r>
@@ -2183,15 +2183,15 @@
     <w:p>
       <w:pPr>
         <w:keepNext/>
-        <w:spacing w:after="80" w:before="120"/>
+        <w:spacing w:after="80" w:before="160"/>
       </w:pPr>
       <w:r>
         <w:rPr>
           <w:rFonts w:ascii="Arial" w:cs="Arial" w:eastAsia="Arial" w:hAnsi="Arial"/>
-          <w:i/>
-          <w:iCs/>
-          <w:sz w:val="18"/>
-          <w:szCs w:val="18"/>
+          <w:b/>
+          <w:bCs/>
+          <w:sz w:val="22"/>
+          <w:szCs w:val="22"/>
         </w:rPr>
         <w:t xml:space="preserve">Table 2. Contribution of each input to a 12.4-day prediction</w:t>
       </w:r>
@@ -3387,7 +3387,7 @@
 <w:ftr xmlns:wpc="http://schemas.microsoft.com/office/word/2010/wordprocessingCanvas" xmlns:mc="http://schemas.openxmlformats.org/markup-compatibility/2006" xmlns:o="urn:schemas-microsoft-com:office:office" xmlns:r="http://schemas.openxmlformats.org/officeDocument/2006/relationships" xmlns:m="http://schemas.openxmlformats.org/officeDocument/2006/math" xmlns:v="urn:schemas-microsoft-com:vml" xmlns:wp14="http://schemas.microsoft.com/office/word/2010/wordprocessingDrawing" xmlns:wp="http://schemas.openxmlformats.org/drawingml/2006/wordprocessingDrawing" xmlns:w10="urn:schemas-microsoft-com:office:word" xmlns:w="http://schemas.openxmlformats.org/wordprocessingml/2006/main" xmlns:w14="http://schemas.microsoft.com/office/word/2010/wordml" xmlns:w15="http://schemas.microsoft.com/office/word/2012/wordml" xmlns:wpg="http://schemas.microsoft.com/office/word/2010/wordprocessingGroup" xmlns:wpi="http://schemas.microsoft.com/office/word/2010/wordprocessingInk" xmlns:wne="http://schemas.microsoft.com/office/word/2006/wordml" xmlns:wps="http://schemas.microsoft.com/office/word/2010/wordprocessingShape">
   <w:p>
     <w:pPr>
-      <w:jc w:val="right"/>
+      <w:jc w:val="center"/>
     </w:pPr>
     <w:r>
       <w:rPr>
